--- a/public/personal/costs/Cross_Examination_Brief.docx
+++ b/public/personal/costs/Cross_Examination_Brief.docx
@@ -5258,6 +5258,48 @@
           <w:b/>
           <w:sz w:val="20"/>
         </w:rPr>
+        <w:t>Trial Transcript Day 3, P-553 (BL_Jul11)</w:t>
+      </w:r>
+      <w:r>
+        <w:rPr>
+          <w:rFonts w:ascii="Calibri" w:hAnsi="Calibri"/>
+          <w:sz w:val="20"/>
+        </w:rPr>
+        <w:t>: Hackett to His Honour: *"Your Honour knows that I'm conducting a fraud case here"*</w:t>
+      </w:r>
+    </w:p>
+    <w:p>
+      <w:pPr>
+        <w:spacing w:after="40"/>
+        <w:ind w:left="432"/>
+      </w:pPr>
+      <w:r>
+        <w:rPr>
+          <w:rFonts w:ascii="Calibri" w:hAnsi="Calibri"/>
+          <w:b/>
+          <w:sz w:val="20"/>
+        </w:rPr>
+        <w:t>Trial Transcript Day 3, P-553</w:t>
+      </w:r>
+      <w:r>
+        <w:rPr>
+          <w:rFonts w:ascii="Calibri" w:hAnsi="Calibri"/>
+          <w:sz w:val="20"/>
+        </w:rPr>
+        <w:t>: Schonell objects: *"You can't just be putting these allegations to witnesses... He's alleging a very serious — making a very serious allegation against her"*</w:t>
+      </w:r>
+    </w:p>
+    <w:p>
+      <w:pPr>
+        <w:spacing w:after="40"/>
+        <w:ind w:left="432"/>
+      </w:pPr>
+      <w:r>
+        <w:rPr>
+          <w:rFonts w:ascii="Calibri" w:hAnsi="Calibri"/>
+          <w:b/>
+          <w:sz w:val="20"/>
+        </w:rPr>
         <w:t>Husband's Written Submissions [259]</w:t>
       </w:r>
       <w:r>
@@ -5300,7 +5342,7 @@
           <w:rFonts w:ascii="Calibri" w:hAnsi="Calibri"/>
           <w:sz w:val="20"/>
         </w:rPr>
-        <w:t xml:space="preserve"> Mr Hackett, the Court found at [27]-[29] that *"none of the wife's allegations against the husband have been proved."* You're aware of that?</w:t>
+        <w:t xml:space="preserve"> Mr Hackett, throughout these proceedings, you told His Honour you were running a "fraud case." Correct?</w:t>
       </w:r>
     </w:p>
     <w:p>
@@ -5321,7 +5363,7 @@
           <w:rFonts w:ascii="Calibri" w:hAnsi="Calibri"/>
           <w:sz w:val="20"/>
         </w:rPr>
-        <w:t xml:space="preserve"> At [75], His Honour found the wife "inappropriately bundled together a number of very serious allegations." You drafted or settled those allegations, didn't you?</w:t>
+        <w:t xml:space="preserve"> On Day 3 of the trial, at page 553, you said to His Honour: *"Your Honour knows that I'm conducting a fraud case here."* Do you recall that?</w:t>
       </w:r>
     </w:p>
     <w:p>
@@ -5342,7 +5384,7 @@
           <w:rFonts w:ascii="Calibri" w:hAnsi="Calibri"/>
           <w:sz w:val="20"/>
         </w:rPr>
-        <w:t xml:space="preserve"> At [128]-[130], His Honour found that *"most scrupulous care has not been taken by the wife's counsel [you] or by the wife's solicitor [Hirst]"* before making those allegations. Correct?</w:t>
+        <w:t xml:space="preserve"> His Honour had warned you, repeatedly, that fraud allegations are serious. Correct?</w:t>
       </w:r>
     </w:p>
     <w:p>
@@ -5363,7 +5405,7 @@
           <w:rFonts w:ascii="Calibri" w:hAnsi="Calibri"/>
           <w:sz w:val="20"/>
         </w:rPr>
-        <w:t xml:space="preserve"> His Honour said: *"This is no way to conduct litigation."* Do you accept that was directed, at least in part, at you?</w:t>
+        <w:t xml:space="preserve"> Despite that warning — and the requirement to exercise "most scrupulous care" — you proceeded with those allegations. Correct?</w:t>
       </w:r>
     </w:p>
     <w:p>
@@ -5384,7 +5426,7 @@
           <w:rFonts w:ascii="Calibri" w:hAnsi="Calibri"/>
           <w:sz w:val="20"/>
         </w:rPr>
-        <w:t xml:space="preserve"> At what point did you form the view that there was a proper basis for the fraud allegations against my client?</w:t>
+        <w:t xml:space="preserve"> At trial, you adduced no evidence that proved any fraud. Correct?</w:t>
       </w:r>
     </w:p>
     <w:p>
@@ -5405,7 +5447,133 @@
           <w:rFonts w:ascii="Calibri" w:hAnsi="Calibri"/>
           <w:sz w:val="20"/>
         </w:rPr>
-        <w:t xml:space="preserve"> Can you point to any evidence that was ultimately adduced at trial that supported those allegations?</w:t>
+        <w:t xml:space="preserve"> The Court found at [27]-[29] that *"none of the wife's allegations against the husband have been proved."* Correct?</w:t>
+      </w:r>
+    </w:p>
+    <w:p>
+      <w:pPr>
+        <w:spacing w:before="80" w:after="40"/>
+        <w:ind w:left="432"/>
+      </w:pPr>
+      <w:r>
+        <w:rPr>
+          <w:rFonts w:ascii="Calibri" w:hAnsi="Calibri"/>
+          <w:b/>
+          <w:sz w:val="20"/>
+        </w:rPr>
+        <w:t>Q7:</w:t>
+      </w:r>
+      <w:r>
+        <w:rPr>
+          <w:rFonts w:ascii="Calibri" w:hAnsi="Calibri"/>
+          <w:sz w:val="20"/>
+        </w:rPr>
+        <w:t xml:space="preserve"> At [75], His Honour found the allegations were "inappropriately bundled together." Correct?</w:t>
+      </w:r>
+    </w:p>
+    <w:p>
+      <w:pPr>
+        <w:spacing w:before="80" w:after="40"/>
+        <w:ind w:left="432"/>
+      </w:pPr>
+      <w:r>
+        <w:rPr>
+          <w:rFonts w:ascii="Calibri" w:hAnsi="Calibri"/>
+          <w:b/>
+          <w:sz w:val="20"/>
+        </w:rPr>
+        <w:t>Q8:</w:t>
+      </w:r>
+      <w:r>
+        <w:rPr>
+          <w:rFonts w:ascii="Calibri" w:hAnsi="Calibri"/>
+          <w:sz w:val="20"/>
+        </w:rPr>
+        <w:t xml:space="preserve"> And at [128]-[130], His Honour found that *"most scrupulous care has not been taken by the wife's counsel [you] or by the wife's solicitor [Hirst]"* — and said *"This is no way to conduct litigation."* Correct?</w:t>
+      </w:r>
+    </w:p>
+    <w:p>
+      <w:pPr>
+        <w:spacing w:before="80" w:after="40"/>
+        <w:ind w:left="432"/>
+      </w:pPr>
+      <w:r>
+        <w:rPr>
+          <w:rFonts w:ascii="Calibri" w:hAnsi="Calibri"/>
+          <w:b/>
+          <w:sz w:val="20"/>
+        </w:rPr>
+        <w:t>Q9:</w:t>
+      </w:r>
+      <w:r>
+        <w:rPr>
+          <w:rFonts w:ascii="Calibri" w:hAnsi="Calibri"/>
+          <w:sz w:val="20"/>
+        </w:rPr>
+        <w:t xml:space="preserve"> So you told the Court you were running a fraud case, you were warned about how serious that was, and you produced no evidence. Correct?</w:t>
+      </w:r>
+    </w:p>
+    <w:p>
+      <w:pPr>
+        <w:spacing w:before="80" w:after="40"/>
+        <w:ind w:left="432"/>
+      </w:pPr>
+      <w:r>
+        <w:rPr>
+          <w:rFonts w:ascii="Calibri" w:hAnsi="Calibri"/>
+          <w:b/>
+          <w:sz w:val="20"/>
+        </w:rPr>
+        <w:t>Q10:</w:t>
+      </w:r>
+      <w:r>
+        <w:rPr>
+          <w:rFonts w:ascii="Calibri" w:hAnsi="Calibri"/>
+          <w:sz w:val="20"/>
+        </w:rPr>
+        <w:t xml:space="preserve"> Mr Hackett, you referenced my client's mother's property arrangements during trial. That was part of your "fraud case," wasn't it?</w:t>
+      </w:r>
+    </w:p>
+    <w:p>
+      <w:pPr>
+        <w:spacing w:before="80" w:after="40"/>
+        <w:ind w:left="432"/>
+      </w:pPr>
+      <w:r>
+        <w:rPr>
+          <w:rFonts w:ascii="Calibri" w:hAnsi="Calibri"/>
+          <w:b/>
+          <w:sz w:val="20"/>
+        </w:rPr>
+        <w:t>Q11:</w:t>
+      </w:r>
+      <w:r>
+        <w:rPr>
+          <w:rFonts w:ascii="Calibri" w:hAnsi="Calibri"/>
+          <w:sz w:val="20"/>
+        </w:rPr>
+        <w:t xml:space="preserve"> But you never proved she'd done anything wrong, did you?</w:t>
+      </w:r>
+    </w:p>
+    <w:p>
+      <w:pPr>
+        <w:spacing w:before="80" w:after="40"/>
+        <w:ind w:left="432"/>
+      </w:pPr>
+      <w:r>
+        <w:rPr>
+          <w:rFonts w:ascii="Calibri" w:hAnsi="Calibri"/>
+          <w:b/>
+          <w:sz w:val="20"/>
+        </w:rPr>
+        <w:t>Q12:</w:t>
+      </w:r>
+      <w:r>
+        <w:rPr>
+          <w:rFonts w:ascii="Calibri" w:hAnsi="Calibri"/>
+          <w:sz w:val="20"/>
+        </w:rPr>
+        <w:t xml:space="preserve"> In fact, the only person whose conduct was questioned at the end of this trial was yours. Correct?</w:t>
       </w:r>
     </w:p>
     <w:p>
@@ -5433,7 +5601,7 @@
           <w:i w:val="0"/>
           <w:sz w:val="20"/>
         </w:rPr>
-        <w:t>*"The Court has already found that you — and Mr Hirst — made serious allegations without exercising most scrupulous care. That's the foundation for personal costs against both of you."*</w:t>
+        <w:t>*"You told His Honour you were running a fraud case. He warned you how serious that was. You produced no evidence. The Court found none of the allegations were proved. And now we're here — with you facing personal costs for conduct the Court said was 'no way to conduct litigation.'"*</w:t>
       </w:r>
     </w:p>
     <w:p>
